--- a/klagomål/A 59776-2025 FSC-klagomål.docx
+++ b/klagomål/A 59776-2025 FSC-klagomål.docx
@@ -664,7 +664,7 @@
     <w:r>
       <w:tab/>
       <w:tab/>
-      <w:t>2025-12-02</w:t>
+      <w:t>2025-12-03</w:t>
       <w:br/>
       <w:br/>
     </w:r>

--- a/klagomål/A 59776-2025 FSC-klagomål.docx
+++ b/klagomål/A 59776-2025 FSC-klagomål.docx
@@ -664,7 +664,7 @@
     <w:r>
       <w:tab/>
       <w:tab/>
-      <w:t>2025-12-03</w:t>
+      <w:t>2025-12-04</w:t>
       <w:br/>
       <w:br/>
     </w:r>

--- a/klagomål/A 59776-2025 FSC-klagomål.docx
+++ b/klagomål/A 59776-2025 FSC-klagomål.docx
@@ -664,7 +664,7 @@
     <w:r>
       <w:tab/>
       <w:tab/>
-      <w:t>2025-12-04</w:t>
+      <w:t>2025-12-05</w:t>
       <w:br/>
       <w:br/>
     </w:r>

--- a/klagomål/A 59776-2025 FSC-klagomål.docx
+++ b/klagomål/A 59776-2025 FSC-klagomål.docx
@@ -664,7 +664,7 @@
     <w:r>
       <w:tab/>
       <w:tab/>
-      <w:t>2025-12-05</w:t>
+      <w:t>2025-12-06</w:t>
       <w:br/>
       <w:br/>
     </w:r>

--- a/klagomål/A 59776-2025 FSC-klagomål.docx
+++ b/klagomål/A 59776-2025 FSC-klagomål.docx
@@ -664,7 +664,7 @@
     <w:r>
       <w:tab/>
       <w:tab/>
-      <w:t>2025-12-06</w:t>
+      <w:t>2025-12-07</w:t>
       <w:br/>
       <w:br/>
     </w:r>

--- a/klagomål/A 59776-2025 FSC-klagomål.docx
+++ b/klagomål/A 59776-2025 FSC-klagomål.docx
@@ -664,7 +664,7 @@
     <w:r>
       <w:tab/>
       <w:tab/>
-      <w:t>2025-12-07</w:t>
+      <w:t>2025-12-08</w:t>
       <w:br/>
       <w:br/>
     </w:r>

--- a/klagomål/A 59776-2025 FSC-klagomål.docx
+++ b/klagomål/A 59776-2025 FSC-klagomål.docx
@@ -664,7 +664,7 @@
     <w:r>
       <w:tab/>
       <w:tab/>
-      <w:t>2025-12-08</w:t>
+      <w:t>2025-12-09</w:t>
       <w:br/>
       <w:br/>
     </w:r>

--- a/klagomål/A 59776-2025 FSC-klagomål.docx
+++ b/klagomål/A 59776-2025 FSC-klagomål.docx
@@ -664,7 +664,7 @@
     <w:r>
       <w:tab/>
       <w:tab/>
-      <w:t>2025-12-09</w:t>
+      <w:t>2025-12-10</w:t>
       <w:br/>
       <w:br/>
     </w:r>

--- a/klagomål/A 59776-2025 FSC-klagomål.docx
+++ b/klagomål/A 59776-2025 FSC-klagomål.docx
@@ -664,7 +664,7 @@
     <w:r>
       <w:tab/>
       <w:tab/>
-      <w:t>2025-12-10</w:t>
+      <w:t>2025-12-11</w:t>
       <w:br/>
       <w:br/>
     </w:r>

--- a/klagomål/A 59776-2025 FSC-klagomål.docx
+++ b/klagomål/A 59776-2025 FSC-klagomål.docx
@@ -664,7 +664,7 @@
     <w:r>
       <w:tab/>
       <w:tab/>
-      <w:t>2025-12-11</w:t>
+      <w:t>2025-12-12</w:t>
       <w:br/>
       <w:br/>
     </w:r>

--- a/klagomål/A 59776-2025 FSC-klagomål.docx
+++ b/klagomål/A 59776-2025 FSC-klagomål.docx
@@ -664,7 +664,7 @@
     <w:r>
       <w:tab/>
       <w:tab/>
-      <w:t>2025-12-12</w:t>
+      <w:t>2025-12-13</w:t>
       <w:br/>
       <w:br/>
     </w:r>

--- a/klagomål/A 59776-2025 FSC-klagomål.docx
+++ b/klagomål/A 59776-2025 FSC-klagomål.docx
@@ -664,7 +664,7 @@
     <w:r>
       <w:tab/>
       <w:tab/>
-      <w:t>2025-12-19</w:t>
+      <w:t>2025-12-20</w:t>
       <w:br/>
       <w:br/>
     </w:r>

--- a/klagomål/A 59776-2025 FSC-klagomål.docx
+++ b/klagomål/A 59776-2025 FSC-klagomål.docx
@@ -664,7 +664,7 @@
     <w:r>
       <w:tab/>
       <w:tab/>
-      <w:t>2025-12-20</w:t>
+      <w:t>2025-12-21</w:t>
       <w:br/>
       <w:br/>
     </w:r>

--- a/klagomål/A 59776-2025 FSC-klagomål.docx
+++ b/klagomål/A 59776-2025 FSC-klagomål.docx
@@ -664,7 +664,7 @@
     <w:r>
       <w:tab/>
       <w:tab/>
-      <w:t>2025-12-21</w:t>
+      <w:t>2025-12-22</w:t>
       <w:br/>
       <w:br/>
     </w:r>

--- a/klagomål/A 59776-2025 FSC-klagomål.docx
+++ b/klagomål/A 59776-2025 FSC-klagomål.docx
@@ -664,7 +664,7 @@
     <w:r>
       <w:tab/>
       <w:tab/>
-      <w:t>2025-12-22</w:t>
+      <w:t>2025-12-26</w:t>
       <w:br/>
       <w:br/>
     </w:r>

--- a/klagomål/A 59776-2025 FSC-klagomål.docx
+++ b/klagomål/A 59776-2025 FSC-klagomål.docx
@@ -664,7 +664,7 @@
     <w:r>
       <w:tab/>
       <w:tab/>
-      <w:t>2026-01-03</w:t>
+      <w:t>2026-01-04</w:t>
       <w:br/>
       <w:br/>
     </w:r>

--- a/klagomål/A 59776-2025 FSC-klagomål.docx
+++ b/klagomål/A 59776-2025 FSC-klagomål.docx
@@ -664,7 +664,7 @@
     <w:r>
       <w:tab/>
       <w:tab/>
-      <w:t>2026-01-07</w:t>
+      <w:t>2026-01-08</w:t>
       <w:br/>
       <w:br/>
     </w:r>

--- a/klagomål/A 59776-2025 FSC-klagomål.docx
+++ b/klagomål/A 59776-2025 FSC-klagomål.docx
@@ -664,7 +664,7 @@
     <w:r>
       <w:tab/>
       <w:tab/>
-      <w:t>2026-01-08</w:t>
+      <w:t>2026-01-09</w:t>
       <w:br/>
       <w:br/>
     </w:r>

--- a/klagomål/A 59776-2025 FSC-klagomål.docx
+++ b/klagomål/A 59776-2025 FSC-klagomål.docx
@@ -664,7 +664,7 @@
     <w:r>
       <w:tab/>
       <w:tab/>
-      <w:t>2026-01-09</w:t>
+      <w:t>2026-01-10</w:t>
       <w:br/>
       <w:br/>
     </w:r>

--- a/klagomål/A 59776-2025 FSC-klagomål.docx
+++ b/klagomål/A 59776-2025 FSC-klagomål.docx
@@ -664,7 +664,7 @@
     <w:r>
       <w:tab/>
       <w:tab/>
-      <w:t>2026-01-10</w:t>
+      <w:t>2026-01-11</w:t>
       <w:br/>
       <w:br/>
     </w:r>

--- a/klagomål/A 59776-2025 FSC-klagomål.docx
+++ b/klagomål/A 59776-2025 FSC-klagomål.docx
@@ -664,7 +664,7 @@
     <w:r>
       <w:tab/>
       <w:tab/>
-      <w:t>2026-01-11</w:t>
+      <w:t>2026-01-12</w:t>
       <w:br/>
       <w:br/>
     </w:r>

--- a/klagomål/A 59776-2025 FSC-klagomål.docx
+++ b/klagomål/A 59776-2025 FSC-klagomål.docx
@@ -664,7 +664,7 @@
     <w:r>
       <w:tab/>
       <w:tab/>
-      <w:t>2026-01-12</w:t>
+      <w:t>2026-01-13</w:t>
       <w:br/>
       <w:br/>
     </w:r>

--- a/klagomål/A 59776-2025 FSC-klagomål.docx
+++ b/klagomål/A 59776-2025 FSC-klagomål.docx
@@ -664,7 +664,7 @@
     <w:r>
       <w:tab/>
       <w:tab/>
-      <w:t>2026-01-13</w:t>
+      <w:t>2026-01-14</w:t>
       <w:br/>
       <w:br/>
     </w:r>

--- a/klagomål/A 59776-2025 FSC-klagomål.docx
+++ b/klagomål/A 59776-2025 FSC-klagomål.docx
@@ -664,7 +664,7 @@
     <w:r>
       <w:tab/>
       <w:tab/>
-      <w:t>2026-01-14</w:t>
+      <w:t>2026-01-15</w:t>
       <w:br/>
       <w:br/>
     </w:r>

--- a/klagomål/A 59776-2025 FSC-klagomål.docx
+++ b/klagomål/A 59776-2025 FSC-klagomål.docx
@@ -664,7 +664,7 @@
     <w:r>
       <w:tab/>
       <w:tab/>
-      <w:t>2026-01-15</w:t>
+      <w:t>2026-01-16</w:t>
       <w:br/>
       <w:br/>
     </w:r>

--- a/klagomål/A 59776-2025 FSC-klagomål.docx
+++ b/klagomål/A 59776-2025 FSC-klagomål.docx
@@ -664,7 +664,7 @@
     <w:r>
       <w:tab/>
       <w:tab/>
-      <w:t>2026-01-16</w:t>
+      <w:t>2026-01-17</w:t>
       <w:br/>
       <w:br/>
     </w:r>

--- a/klagomål/A 59776-2025 FSC-klagomål.docx
+++ b/klagomål/A 59776-2025 FSC-klagomål.docx
@@ -664,7 +664,7 @@
     <w:r>
       <w:tab/>
       <w:tab/>
-      <w:t>2026-01-17</w:t>
+      <w:t>2026-01-18</w:t>
       <w:br/>
       <w:br/>
     </w:r>

--- a/klagomål/A 59776-2025 FSC-klagomål.docx
+++ b/klagomål/A 59776-2025 FSC-klagomål.docx
@@ -664,7 +664,7 @@
     <w:r>
       <w:tab/>
       <w:tab/>
-      <w:t>2026-01-18</w:t>
+      <w:t>2026-01-19</w:t>
       <w:br/>
       <w:br/>
     </w:r>

--- a/klagomål/A 59776-2025 FSC-klagomål.docx
+++ b/klagomål/A 59776-2025 FSC-klagomål.docx
@@ -664,7 +664,7 @@
     <w:r>
       <w:tab/>
       <w:tab/>
-      <w:t>2026-01-19</w:t>
+      <w:t>2026-01-20</w:t>
       <w:br/>
       <w:br/>
     </w:r>

--- a/klagomål/A 59776-2025 FSC-klagomål.docx
+++ b/klagomål/A 59776-2025 FSC-klagomål.docx
@@ -664,7 +664,7 @@
     <w:r>
       <w:tab/>
       <w:tab/>
-      <w:t>2026-01-20</w:t>
+      <w:t>2026-01-21</w:t>
       <w:br/>
       <w:br/>
     </w:r>

--- a/klagomål/A 59776-2025 FSC-klagomål.docx
+++ b/klagomål/A 59776-2025 FSC-klagomål.docx
@@ -664,7 +664,7 @@
     <w:r>
       <w:tab/>
       <w:tab/>
-      <w:t>2026-01-21</w:t>
+      <w:t>2026-01-23</w:t>
       <w:br/>
       <w:br/>
     </w:r>

--- a/klagomål/A 59776-2025 FSC-klagomål.docx
+++ b/klagomål/A 59776-2025 FSC-klagomål.docx
@@ -664,7 +664,7 @@
     <w:r>
       <w:tab/>
       <w:tab/>
-      <w:t>2026-01-23</w:t>
+      <w:t>2026-01-24</w:t>
       <w:br/>
       <w:br/>
     </w:r>

--- a/klagomål/A 59776-2025 FSC-klagomål.docx
+++ b/klagomål/A 59776-2025 FSC-klagomål.docx
@@ -664,7 +664,7 @@
     <w:r>
       <w:tab/>
       <w:tab/>
-      <w:t>2026-01-24</w:t>
+      <w:t>2026-01-25</w:t>
       <w:br/>
       <w:br/>
     </w:r>

--- a/klagomål/A 59776-2025 FSC-klagomål.docx
+++ b/klagomål/A 59776-2025 FSC-klagomål.docx
@@ -664,7 +664,7 @@
     <w:r>
       <w:tab/>
       <w:tab/>
-      <w:t>2026-01-25</w:t>
+      <w:t>2026-01-26</w:t>
       <w:br/>
       <w:br/>
     </w:r>

--- a/klagomål/A 59776-2025 FSC-klagomål.docx
+++ b/klagomål/A 59776-2025 FSC-klagomål.docx
@@ -664,7 +664,7 @@
     <w:r>
       <w:tab/>
       <w:tab/>
-      <w:t>2026-01-26</w:t>
+      <w:t>2026-01-27</w:t>
       <w:br/>
       <w:br/>
     </w:r>

--- a/klagomål/A 59776-2025 FSC-klagomål.docx
+++ b/klagomål/A 59776-2025 FSC-klagomål.docx
@@ -664,7 +664,7 @@
     <w:r>
       <w:tab/>
       <w:tab/>
-      <w:t>2026-01-27</w:t>
+      <w:t>2026-01-28</w:t>
       <w:br/>
       <w:br/>
     </w:r>

--- a/klagomål/A 59776-2025 FSC-klagomål.docx
+++ b/klagomål/A 59776-2025 FSC-klagomål.docx
@@ -112,7 +112,7 @@
         <w:pStyle w:val="ListBullet"/>
       </w:pPr>
       <w:r>
-        <w:t>Om ett ombud (tex Norra skog eller Mellanskog) avverkningsanmäler en skog med naturvärden motsvarande nyckelbiotops kvalité men markägaren inte är FSC certifierad, bör du skicka in ett FSC kontrollerat virke klagomål. Då ska klagomålet skickas till ombudsföretaget.</w:t>
+        <w:t>Om ett ombud (tex Norra skog eller Mellanskog) avverkningsanmäler en skog med naturvärden motsvarande nyckelbiotops kvalitet men markägaren inte är FSC certifierad, bör du skicka in ett FSC kontrollerat virke klagomål. Då ska klagomålet skickas till ombudsföretaget.</w:t>
       </w:r>
     </w:p>
     <w:p>
@@ -247,6 +247,26 @@
       </w:r>
     </w:p>
     <w:p>
+      <w:r>
+        <w:rPr>
+          <w:b/>
+        </w:rPr>
+        <w:t>Kransrams</w:t>
+      </w:r>
+      <w:r>
+        <w:t xml:space="preserve"> är typisk art för </w:t>
+      </w:r>
+      <w:r>
+        <w:rPr>
+          <w:i/>
+        </w:rPr>
+        <w:t xml:space="preserve">9020 Nordlig ädellövskog </w:t>
+      </w:r>
+      <w:r>
+        <w:t>(SLU Artdatabanken, 2025).</w:t>
+      </w:r>
+    </w:p>
+    <w:p>
       <w:pPr>
         <w:pStyle w:val="Heading1"/>
       </w:pPr>
@@ -257,6 +277,35 @@
     <w:p>
       <w:r>
         <w:t>Följande fridlysta arter har sina livsmiljöer och växtplatser i den avverkningsanmälda skogen: tvåblad (S, §8) och blåsippa (§9).</w:t>
+      </w:r>
+    </w:p>
+    <w:p>
+      <w:r>
+        <w:rPr>
+          <w:b/>
+        </w:rPr>
+        <w:t>Blåsippa (§9)</w:t>
+      </w:r>
+      <w:r>
+        <w:t xml:space="preserve"> är typisk art för </w:t>
+      </w:r>
+      <w:r>
+        <w:rPr>
+          <w:i/>
+        </w:rPr>
+        <w:t>9050 Näringsrik granskog, 9020 Nordlig ädellövskog</w:t>
+      </w:r>
+      <w:r>
+        <w:t xml:space="preserve"> och </w:t>
+      </w:r>
+      <w:r>
+        <w:rPr>
+          <w:i/>
+        </w:rPr>
+        <w:t>8240 Karsthällmarker</w:t>
+      </w:r>
+      <w:r>
+        <w:t xml:space="preserve"> (SLU Artdatabanken, 2025).</w:t>
       </w:r>
     </w:p>
     <w:p>
@@ -664,7 +713,7 @@
     <w:r>
       <w:tab/>
       <w:tab/>
-      <w:t>2026-01-28</w:t>
+      <w:t>2026-01-29</w:t>
       <w:br/>
       <w:br/>
     </w:r>

--- a/klagomål/A 59776-2025 FSC-klagomål.docx
+++ b/klagomål/A 59776-2025 FSC-klagomål.docx
@@ -713,7 +713,7 @@
     <w:r>
       <w:tab/>
       <w:tab/>
-      <w:t>2026-01-29</w:t>
+      <w:t>2026-01-30</w:t>
       <w:br/>
       <w:br/>
     </w:r>

--- a/klagomål/A 59776-2025 FSC-klagomål.docx
+++ b/klagomål/A 59776-2025 FSC-klagomål.docx
@@ -713,7 +713,7 @@
     <w:r>
       <w:tab/>
       <w:tab/>
-      <w:t>2026-01-30</w:t>
+      <w:t>2026-01-31</w:t>
       <w:br/>
       <w:br/>
     </w:r>

--- a/klagomål/A 59776-2025 FSC-klagomål.docx
+++ b/klagomål/A 59776-2025 FSC-klagomål.docx
@@ -713,7 +713,7 @@
     <w:r>
       <w:tab/>
       <w:tab/>
-      <w:t>2026-01-31</w:t>
+      <w:t>2026-02-01</w:t>
       <w:br/>
       <w:br/>
     </w:r>
